--- a/backend/data/experiment_results/aggregate/Pulse_FinalProject.docx
+++ b/backend/data/experiment_results/aggregate/Pulse_FinalProject.docx
@@ -2222,6 +2222,14 @@
         <w:pStyle w:val="ListBullet"/>
       </w:pPr>
       <w:r>
+        <w:t>Original tweets only — replies, retweets, and quote tweets are excluded by the ingestion query. We preserve engagement counts (likes, retweets, replies, views) per tweet, but not the content of the replies or RTs. This is a significant blind spot: replies are often where the strongest sentiment lives, especially in outrage or pile-on cycles. The same filter applies to both sim corpora and ground truth, so internal comparison is consistent — but the absolute level of 'how Twitter feels' is biased toward original-tweet voice, which tends to be more measured than reply voice.</w:t>
+      </w:r>
+    </w:p>
+    <w:p>
+      <w:pPr>
+        <w:pStyle w:val="ListBullet"/>
+      </w:pPr>
+      <w:r>
         <w:t>Tests were chosen partly for high Twitter volume. The selection itself is biased toward 'tweet-able' events. Less tweet-genic events (e.g. local government decisions, niche product launches) may not be testable on Twitter at all.</w:t>
       </w:r>
     </w:p>

--- a/backend/data/experiment_results/aggregate/Pulse_FinalProject.docx
+++ b/backend/data/experiment_results/aggregate/Pulse_FinalProject.docx
@@ -351,6 +351,15 @@
       </w:pPr>
       <w:r>
         <w:t>VI. Findings</w:t>
+      </w:r>
+    </w:p>
+    <w:p>
+      <w:r>
+        <w:rPr>
+          <w:b w:val="0"/>
+          <w:i w:val="0"/>
+        </w:rPr>
+        <w:t>Note on metrics: this section reports four distinct lenses on the same data — direction agreement (sign match), Mean Absolute Error (magnitude on [-1, +1] scale), Spearman rank correlation across tests (whether the ordering of events is preserved), and Spearman within tests (whether providers agree on round-by-round shape). Readers should weight all four; no single metric is complete.</w:t>
       </w:r>
     </w:p>
     <w:p>
@@ -1785,7 +1794,934 @@
         <w:pStyle w:val="Heading2"/>
       </w:pPr>
       <w:r>
-        <w:t>Finding 3 — Cross-Provider Robustness</w:t>
+        <w:t>Finding 3 — Spearman Rank Correlation</w:t>
+      </w:r>
+    </w:p>
+    <w:p>
+      <w:r>
+        <w:rPr>
+          <w:b w:val="0"/>
+          <w:i w:val="0"/>
+        </w:rPr>
+        <w:t>Beyond directional agreement and MAE, we computed Spearman rank correlation in three forms to test whether Pulse's outputs preserve ordering structure even when absolute magnitudes are off.</w:t>
+      </w:r>
+    </w:p>
+    <w:p>
+      <w:pPr>
+        <w:pStyle w:val="Heading3"/>
+      </w:pPr>
+      <w:r>
+        <w:t>Across-test ranking accuracy (the headline)</w:t>
+      </w:r>
+    </w:p>
+    <w:p>
+      <w:r>
+        <w:rPr>
+          <w:b w:val="0"/>
+          <w:i w:val="0"/>
+        </w:rPr>
+        <w:t>Does each provider rank the three backtest events in the same order as real Twitter sentiment did? Ground-truth ranking by mean: Apple Vision Pro (+0.379) &gt; Nothing Phone 4a (+0.250) &gt; NY Climate / Hochul (-0.116).</w:t>
+      </w:r>
+    </w:p>
+    <w:tbl>
+      <w:tblPr>
+        <w:tblStyle w:val="LightGrid-Accent1"/>
+        <w:tblW w:type="auto" w:w="0"/>
+        <w:tblLook w:firstColumn="1" w:firstRow="1" w:lastColumn="0" w:lastRow="0" w:noHBand="0" w:noVBand="1" w:val="04A0"/>
+      </w:tblPr>
+      <w:tblGrid>
+        <w:gridCol w:w="2880"/>
+        <w:gridCol w:w="2880"/>
+        <w:gridCol w:w="2880"/>
+      </w:tblGrid>
+      <w:tr>
+        <w:tc>
+          <w:tcPr>
+            <w:tcW w:type="dxa" w:w="2880"/>
+          </w:tcPr>
+          <w:p>
+            <w:r>
+              <w:rPr>
+                <w:b/>
+              </w:rPr>
+              <w:t>Provider</w:t>
+            </w:r>
+          </w:p>
+        </w:tc>
+        <w:tc>
+          <w:tcPr>
+            <w:tcW w:type="dxa" w:w="2880"/>
+          </w:tcPr>
+          <w:p>
+            <w:r>
+              <w:rPr>
+                <w:b/>
+              </w:rPr>
+              <w:t>Sim ranking matches GT?</w:t>
+            </w:r>
+          </w:p>
+        </w:tc>
+        <w:tc>
+          <w:tcPr>
+            <w:tcW w:type="dxa" w:w="2880"/>
+          </w:tcPr>
+          <w:p>
+            <w:r>
+              <w:rPr>
+                <w:b/>
+              </w:rPr>
+              <w:t>Spearman</w:t>
+            </w:r>
+          </w:p>
+        </w:tc>
+      </w:tr>
+      <w:tr>
+        <w:tc>
+          <w:tcPr>
+            <w:tcW w:type="dxa" w:w="2880"/>
+          </w:tcPr>
+          <w:p>
+            <w:r>
+              <w:t>Gemini</w:t>
+            </w:r>
+          </w:p>
+        </w:tc>
+        <w:tc>
+          <w:tcPr>
+            <w:tcW w:type="dxa" w:w="2880"/>
+          </w:tcPr>
+          <w:p>
+            <w:r>
+              <w:t>partial match</w:t>
+            </w:r>
+          </w:p>
+        </w:tc>
+        <w:tc>
+          <w:tcPr>
+            <w:tcW w:type="dxa" w:w="2880"/>
+          </w:tcPr>
+          <w:p>
+            <w:r>
+              <w:t>+0.500</w:t>
+            </w:r>
+          </w:p>
+        </w:tc>
+      </w:tr>
+      <w:tr>
+        <w:tc>
+          <w:tcPr>
+            <w:tcW w:type="dxa" w:w="2880"/>
+          </w:tcPr>
+          <w:p>
+            <w:r>
+              <w:t>Openai</w:t>
+            </w:r>
+          </w:p>
+        </w:tc>
+        <w:tc>
+          <w:tcPr>
+            <w:tcW w:type="dxa" w:w="2880"/>
+          </w:tcPr>
+          <w:p>
+            <w:r>
+              <w:t>partial match</w:t>
+            </w:r>
+          </w:p>
+        </w:tc>
+        <w:tc>
+          <w:tcPr>
+            <w:tcW w:type="dxa" w:w="2880"/>
+          </w:tcPr>
+          <w:p>
+            <w:r>
+              <w:t>+1.000</w:t>
+            </w:r>
+          </w:p>
+        </w:tc>
+      </w:tr>
+      <w:tr>
+        <w:tc>
+          <w:tcPr>
+            <w:tcW w:type="dxa" w:w="2880"/>
+          </w:tcPr>
+          <w:p>
+            <w:r>
+              <w:t>Anthropic</w:t>
+            </w:r>
+          </w:p>
+        </w:tc>
+        <w:tc>
+          <w:tcPr>
+            <w:tcW w:type="dxa" w:w="2880"/>
+          </w:tcPr>
+          <w:p>
+            <w:r>
+              <w:t>partial match</w:t>
+            </w:r>
+          </w:p>
+        </w:tc>
+        <w:tc>
+          <w:tcPr>
+            <w:tcW w:type="dxa" w:w="2880"/>
+          </w:tcPr>
+          <w:p>
+            <w:r>
+              <w:t>+1.000</w:t>
+            </w:r>
+          </w:p>
+        </w:tc>
+      </w:tr>
+    </w:tbl>
+    <w:p/>
+    <w:p>
+      <w:r>
+        <w:rPr>
+          <w:b w:val="0"/>
+          <w:i/>
+        </w:rPr>
+        <w:t>OpenAI and Anthropic both achieve Spearman = +1.0 — they correctly ranked the three events in the same order as ground truth, even though OpenAI and Anthropic were both directionally wrong on the Hochul event in absolute terms (predicted positive, reality negative). The interpretation: Pulse's relative ordering across events is more trustworthy than its absolute sentiment magnitudes. A user can rely on 'Pulse says Event A will land worse than Event B' even when they should not rely on the specific sentiment numbers. Caveat: with N=3 backtests, Spearman = +1.0 has a 1/6 = 16.7% chance under the null, so this is suggestive rather than conclusive — replication on more events is needed to harden the claim.</w:t>
+      </w:r>
+    </w:p>
+    <w:p>
+      <w:pPr>
+        <w:pStyle w:val="Heading3"/>
+      </w:pPr>
+      <w:r>
+        <w:t>Cross-provider trajectory agreement within each test</w:t>
+      </w:r>
+    </w:p>
+    <w:p>
+      <w:r>
+        <w:rPr>
+          <w:b w:val="0"/>
+          <w:i w:val="0"/>
+        </w:rPr>
+        <w:t>Within each test, do the three providers' round-by-round trajectories rank-agree (i.e. do they identify the same rounds as 'high-sentiment' vs 'low-sentiment')?</w:t>
+      </w:r>
+    </w:p>
+    <w:tbl>
+      <w:tblPr>
+        <w:tblStyle w:val="LightGrid-Accent1"/>
+        <w:tblW w:type="auto" w:w="0"/>
+        <w:tblLook w:firstColumn="1" w:firstRow="1" w:lastColumn="0" w:lastRow="0" w:noHBand="0" w:noVBand="1" w:val="04A0"/>
+      </w:tblPr>
+      <w:tblGrid>
+        <w:gridCol w:w="2160"/>
+        <w:gridCol w:w="2160"/>
+        <w:gridCol w:w="2160"/>
+        <w:gridCol w:w="2160"/>
+      </w:tblGrid>
+      <w:tr>
+        <w:tc>
+          <w:tcPr>
+            <w:tcW w:type="dxa" w:w="2160"/>
+          </w:tcPr>
+          <w:p>
+            <w:r>
+              <w:rPr>
+                <w:b/>
+              </w:rPr>
+              <w:t>Test</w:t>
+            </w:r>
+          </w:p>
+        </w:tc>
+        <w:tc>
+          <w:tcPr>
+            <w:tcW w:type="dxa" w:w="2160"/>
+          </w:tcPr>
+          <w:p>
+            <w:r>
+              <w:rPr>
+                <w:b/>
+              </w:rPr>
+              <w:t>Gemini–OpenAI</w:t>
+            </w:r>
+          </w:p>
+        </w:tc>
+        <w:tc>
+          <w:tcPr>
+            <w:tcW w:type="dxa" w:w="2160"/>
+          </w:tcPr>
+          <w:p>
+            <w:r>
+              <w:rPr>
+                <w:b/>
+              </w:rPr>
+              <w:t>Gemini–Anthropic</w:t>
+            </w:r>
+          </w:p>
+        </w:tc>
+        <w:tc>
+          <w:tcPr>
+            <w:tcW w:type="dxa" w:w="2160"/>
+          </w:tcPr>
+          <w:p>
+            <w:r>
+              <w:rPr>
+                <w:b/>
+              </w:rPr>
+              <w:t>OpenAI–Anthropic</w:t>
+            </w:r>
+          </w:p>
+        </w:tc>
+      </w:tr>
+      <w:tr>
+        <w:tc>
+          <w:tcPr>
+            <w:tcW w:type="dxa" w:w="2160"/>
+          </w:tcPr>
+          <w:p>
+            <w:r>
+              <w:t>Apple Vision Pro Shelved</w:t>
+            </w:r>
+          </w:p>
+        </w:tc>
+        <w:tc>
+          <w:tcPr>
+            <w:tcW w:type="dxa" w:w="2160"/>
+          </w:tcPr>
+          <w:p>
+            <w:r>
+              <w:t>-0.286</w:t>
+            </w:r>
+          </w:p>
+        </w:tc>
+        <w:tc>
+          <w:tcPr>
+            <w:tcW w:type="dxa" w:w="2160"/>
+          </w:tcPr>
+          <w:p>
+            <w:r>
+              <w:t>+0.000</w:t>
+            </w:r>
+          </w:p>
+        </w:tc>
+        <w:tc>
+          <w:tcPr>
+            <w:tcW w:type="dxa" w:w="2160"/>
+          </w:tcPr>
+          <w:p>
+            <w:r>
+              <w:t>+0.071</w:t>
+            </w:r>
+          </w:p>
+        </w:tc>
+      </w:tr>
+      <w:tr>
+        <w:tc>
+          <w:tcPr>
+            <w:tcW w:type="dxa" w:w="2160"/>
+          </w:tcPr>
+          <w:p>
+            <w:r>
+              <w:t>Nothing Phone (4a) Pro</w:t>
+            </w:r>
+          </w:p>
+        </w:tc>
+        <w:tc>
+          <w:tcPr>
+            <w:tcW w:type="dxa" w:w="2160"/>
+          </w:tcPr>
+          <w:p>
+            <w:r>
+              <w:t>-0.164</w:t>
+            </w:r>
+          </w:p>
+        </w:tc>
+        <w:tc>
+          <w:tcPr>
+            <w:tcW w:type="dxa" w:w="2160"/>
+          </w:tcPr>
+          <w:p>
+            <w:r>
+              <w:t>-0.045</w:t>
+            </w:r>
+          </w:p>
+        </w:tc>
+        <w:tc>
+          <w:tcPr>
+            <w:tcW w:type="dxa" w:w="2160"/>
+          </w:tcPr>
+          <w:p>
+            <w:r>
+              <w:t>+0.064</w:t>
+            </w:r>
+          </w:p>
+        </w:tc>
+      </w:tr>
+      <w:tr>
+        <w:tc>
+          <w:tcPr>
+            <w:tcW w:type="dxa" w:w="2160"/>
+          </w:tcPr>
+          <w:p>
+            <w:r>
+              <w:t>NY Climate Law Standoff</w:t>
+            </w:r>
+          </w:p>
+        </w:tc>
+        <w:tc>
+          <w:tcPr>
+            <w:tcW w:type="dxa" w:w="2160"/>
+          </w:tcPr>
+          <w:p>
+            <w:r>
+              <w:t>+0.218</w:t>
+            </w:r>
+          </w:p>
+        </w:tc>
+        <w:tc>
+          <w:tcPr>
+            <w:tcW w:type="dxa" w:w="2160"/>
+          </w:tcPr>
+          <w:p>
+            <w:r>
+              <w:t>+0.536</w:t>
+            </w:r>
+          </w:p>
+        </w:tc>
+        <w:tc>
+          <w:tcPr>
+            <w:tcW w:type="dxa" w:w="2160"/>
+          </w:tcPr>
+          <w:p>
+            <w:r>
+              <w:t>+0.009</w:t>
+            </w:r>
+          </w:p>
+        </w:tc>
+      </w:tr>
+      <w:tr>
+        <w:tc>
+          <w:tcPr>
+            <w:tcW w:type="dxa" w:w="2160"/>
+          </w:tcPr>
+          <w:p>
+            <w:r>
+              <w:t>2026 NBA Finals Forecast</w:t>
+            </w:r>
+          </w:p>
+        </w:tc>
+        <w:tc>
+          <w:tcPr>
+            <w:tcW w:type="dxa" w:w="2160"/>
+          </w:tcPr>
+          <w:p>
+            <w:r>
+              <w:t>+0.618</w:t>
+            </w:r>
+          </w:p>
+        </w:tc>
+        <w:tc>
+          <w:tcPr>
+            <w:tcW w:type="dxa" w:w="2160"/>
+          </w:tcPr>
+          <w:p>
+            <w:r>
+              <w:t>+0.427</w:t>
+            </w:r>
+          </w:p>
+        </w:tc>
+        <w:tc>
+          <w:tcPr>
+            <w:tcW w:type="dxa" w:w="2160"/>
+          </w:tcPr>
+          <w:p>
+            <w:r>
+              <w:t>+0.582</w:t>
+            </w:r>
+          </w:p>
+        </w:tc>
+      </w:tr>
+    </w:tbl>
+    <w:p/>
+    <w:p>
+      <w:r>
+        <w:rPr>
+          <w:b w:val="0"/>
+          <w:i/>
+        </w:rPr>
+        <w:t>Round-by-round shape agreement is weak across the three backtests (most cells in [-0.3, +0.3]) — LLM stochasticity dominates the round-to-round noise. The NBA forward-looking forecast is the exception, with strong cross-provider agreement (+0.43 to +0.62), suggesting that on richly-discussed forward-looking topics with strong consensus narratives (the Lakers / LeBron pick), all three LLMs converge on similar agent behavior. The within-test Spearman tells us round-by-round trajectories are noisy across providers; the across-test Spearman tells us aggregate rankings are stable.</w:t>
+      </w:r>
+    </w:p>
+    <w:p>
+      <w:pPr>
+        <w:pStyle w:val="Heading3"/>
+      </w:pPr>
+      <w:r>
+        <w:t>Within-test trajectory tracking (sim vs GT shape)</w:t>
+      </w:r>
+    </w:p>
+    <w:p>
+      <w:r>
+        <w:rPr>
+          <w:b w:val="0"/>
+          <w:i w:val="0"/>
+        </w:rPr>
+        <w:t>Within each backtest, do the sim's per-round sentiment trajectory and the ground-truth tweet trajectory move together? Ground-truth trajectory is built by sorting all corpus tweets by timestamp and splitting into N equal-size chunks (where N = sim rounds), then taking the mean compound score per chunk.</w:t>
+      </w:r>
+    </w:p>
+    <w:tbl>
+      <w:tblPr>
+        <w:tblStyle w:val="LightGrid-Accent1"/>
+        <w:tblW w:type="auto" w:w="0"/>
+        <w:tblLook w:firstColumn="1" w:firstRow="1" w:lastColumn="0" w:lastRow="0" w:noHBand="0" w:noVBand="1" w:val="04A0"/>
+      </w:tblPr>
+      <w:tblGrid>
+        <w:gridCol w:w="2160"/>
+        <w:gridCol w:w="2160"/>
+        <w:gridCol w:w="2160"/>
+        <w:gridCol w:w="2160"/>
+      </w:tblGrid>
+      <w:tr>
+        <w:tc>
+          <w:tcPr>
+            <w:tcW w:type="dxa" w:w="2160"/>
+          </w:tcPr>
+          <w:p>
+            <w:r>
+              <w:rPr>
+                <w:b/>
+              </w:rPr>
+              <w:t>Test</w:t>
+            </w:r>
+          </w:p>
+        </w:tc>
+        <w:tc>
+          <w:tcPr>
+            <w:tcW w:type="dxa" w:w="2160"/>
+          </w:tcPr>
+          <w:p>
+            <w:r>
+              <w:rPr>
+                <w:b/>
+              </w:rPr>
+              <w:t>Provider</w:t>
+            </w:r>
+          </w:p>
+        </w:tc>
+        <w:tc>
+          <w:tcPr>
+            <w:tcW w:type="dxa" w:w="2160"/>
+          </w:tcPr>
+          <w:p>
+            <w:r>
+              <w:rPr>
+                <w:b/>
+              </w:rPr>
+              <w:t>Spearman (rank)</w:t>
+            </w:r>
+          </w:p>
+        </w:tc>
+        <w:tc>
+          <w:tcPr>
+            <w:tcW w:type="dxa" w:w="2160"/>
+          </w:tcPr>
+          <w:p>
+            <w:r>
+              <w:rPr>
+                <w:b/>
+              </w:rPr>
+              <w:t>Pearson (linear)</w:t>
+            </w:r>
+          </w:p>
+        </w:tc>
+      </w:tr>
+      <w:tr>
+        <w:tc>
+          <w:tcPr>
+            <w:tcW w:type="dxa" w:w="2160"/>
+          </w:tcPr>
+          <w:p>
+            <w:r>
+              <w:t>Apple Vision Pro Shelved</w:t>
+            </w:r>
+          </w:p>
+        </w:tc>
+        <w:tc>
+          <w:tcPr>
+            <w:tcW w:type="dxa" w:w="2160"/>
+          </w:tcPr>
+          <w:p>
+            <w:r>
+              <w:t>Gemini</w:t>
+            </w:r>
+          </w:p>
+        </w:tc>
+        <w:tc>
+          <w:tcPr>
+            <w:tcW w:type="dxa" w:w="2160"/>
+          </w:tcPr>
+          <w:p>
+            <w:r>
+              <w:t>-0.182</w:t>
+            </w:r>
+          </w:p>
+        </w:tc>
+        <w:tc>
+          <w:tcPr>
+            <w:tcW w:type="dxa" w:w="2160"/>
+          </w:tcPr>
+          <w:p>
+            <w:r>
+              <w:t>-0.027</w:t>
+            </w:r>
+          </w:p>
+        </w:tc>
+      </w:tr>
+      <w:tr>
+        <w:tc>
+          <w:tcPr>
+            <w:tcW w:type="dxa" w:w="2160"/>
+          </w:tcPr>
+          <w:p>
+            <w:r>
+              <w:t>Apple Vision Pro Shelved</w:t>
+            </w:r>
+          </w:p>
+        </w:tc>
+        <w:tc>
+          <w:tcPr>
+            <w:tcW w:type="dxa" w:w="2160"/>
+          </w:tcPr>
+          <w:p>
+            <w:r>
+              <w:t>Openai</w:t>
+            </w:r>
+          </w:p>
+        </w:tc>
+        <w:tc>
+          <w:tcPr>
+            <w:tcW w:type="dxa" w:w="2160"/>
+          </w:tcPr>
+          <w:p>
+            <w:r>
+              <w:t>-0.036</w:t>
+            </w:r>
+          </w:p>
+        </w:tc>
+        <w:tc>
+          <w:tcPr>
+            <w:tcW w:type="dxa" w:w="2160"/>
+          </w:tcPr>
+          <w:p>
+            <w:r>
+              <w:t>+0.042</w:t>
+            </w:r>
+          </w:p>
+        </w:tc>
+      </w:tr>
+      <w:tr>
+        <w:tc>
+          <w:tcPr>
+            <w:tcW w:type="dxa" w:w="2160"/>
+          </w:tcPr>
+          <w:p>
+            <w:r>
+              <w:t>Apple Vision Pro Shelved</w:t>
+            </w:r>
+          </w:p>
+        </w:tc>
+        <w:tc>
+          <w:tcPr>
+            <w:tcW w:type="dxa" w:w="2160"/>
+          </w:tcPr>
+          <w:p>
+            <w:r>
+              <w:t>Anthropic</w:t>
+            </w:r>
+          </w:p>
+        </w:tc>
+        <w:tc>
+          <w:tcPr>
+            <w:tcW w:type="dxa" w:w="2160"/>
+          </w:tcPr>
+          <w:p>
+            <w:r>
+              <w:t>-0.429</w:t>
+            </w:r>
+          </w:p>
+        </w:tc>
+        <w:tc>
+          <w:tcPr>
+            <w:tcW w:type="dxa" w:w="2160"/>
+          </w:tcPr>
+          <w:p>
+            <w:r>
+              <w:t>-0.457</w:t>
+            </w:r>
+          </w:p>
+        </w:tc>
+      </w:tr>
+      <w:tr>
+        <w:tc>
+          <w:tcPr>
+            <w:tcW w:type="dxa" w:w="2160"/>
+          </w:tcPr>
+          <w:p>
+            <w:r>
+              <w:t>Nothing Phone (4a) Pro</w:t>
+            </w:r>
+          </w:p>
+        </w:tc>
+        <w:tc>
+          <w:tcPr>
+            <w:tcW w:type="dxa" w:w="2160"/>
+          </w:tcPr>
+          <w:p>
+            <w:r>
+              <w:t>Gemini</w:t>
+            </w:r>
+          </w:p>
+        </w:tc>
+        <w:tc>
+          <w:tcPr>
+            <w:tcW w:type="dxa" w:w="2160"/>
+          </w:tcPr>
+          <w:p>
+            <w:r>
+              <w:t>-0.155</w:t>
+            </w:r>
+          </w:p>
+        </w:tc>
+        <w:tc>
+          <w:tcPr>
+            <w:tcW w:type="dxa" w:w="2160"/>
+          </w:tcPr>
+          <w:p>
+            <w:r>
+              <w:t>-0.179</w:t>
+            </w:r>
+          </w:p>
+        </w:tc>
+      </w:tr>
+      <w:tr>
+        <w:tc>
+          <w:tcPr>
+            <w:tcW w:type="dxa" w:w="2160"/>
+          </w:tcPr>
+          <w:p>
+            <w:r>
+              <w:t>Nothing Phone (4a) Pro</w:t>
+            </w:r>
+          </w:p>
+        </w:tc>
+        <w:tc>
+          <w:tcPr>
+            <w:tcW w:type="dxa" w:w="2160"/>
+          </w:tcPr>
+          <w:p>
+            <w:r>
+              <w:t>Openai</w:t>
+            </w:r>
+          </w:p>
+        </w:tc>
+        <w:tc>
+          <w:tcPr>
+            <w:tcW w:type="dxa" w:w="2160"/>
+          </w:tcPr>
+          <w:p>
+            <w:r>
+              <w:t>-0.073</w:t>
+            </w:r>
+          </w:p>
+        </w:tc>
+        <w:tc>
+          <w:tcPr>
+            <w:tcW w:type="dxa" w:w="2160"/>
+          </w:tcPr>
+          <w:p>
+            <w:r>
+              <w:t>-0.134</w:t>
+            </w:r>
+          </w:p>
+        </w:tc>
+      </w:tr>
+      <w:tr>
+        <w:tc>
+          <w:tcPr>
+            <w:tcW w:type="dxa" w:w="2160"/>
+          </w:tcPr>
+          <w:p>
+            <w:r>
+              <w:t>Nothing Phone (4a) Pro</w:t>
+            </w:r>
+          </w:p>
+        </w:tc>
+        <w:tc>
+          <w:tcPr>
+            <w:tcW w:type="dxa" w:w="2160"/>
+          </w:tcPr>
+          <w:p>
+            <w:r>
+              <w:t>Anthropic</w:t>
+            </w:r>
+          </w:p>
+        </w:tc>
+        <w:tc>
+          <w:tcPr>
+            <w:tcW w:type="dxa" w:w="2160"/>
+          </w:tcPr>
+          <w:p>
+            <w:r>
+              <w:t>+0.518</w:t>
+            </w:r>
+          </w:p>
+        </w:tc>
+        <w:tc>
+          <w:tcPr>
+            <w:tcW w:type="dxa" w:w="2160"/>
+          </w:tcPr>
+          <w:p>
+            <w:r>
+              <w:t>+0.464</w:t>
+            </w:r>
+          </w:p>
+        </w:tc>
+      </w:tr>
+      <w:tr>
+        <w:tc>
+          <w:tcPr>
+            <w:tcW w:type="dxa" w:w="2160"/>
+          </w:tcPr>
+          <w:p>
+            <w:r>
+              <w:t>NY Climate Law Standoff</w:t>
+            </w:r>
+          </w:p>
+        </w:tc>
+        <w:tc>
+          <w:tcPr>
+            <w:tcW w:type="dxa" w:w="2160"/>
+          </w:tcPr>
+          <w:p>
+            <w:r>
+              <w:t>Gemini</w:t>
+            </w:r>
+          </w:p>
+        </w:tc>
+        <w:tc>
+          <w:tcPr>
+            <w:tcW w:type="dxa" w:w="2160"/>
+          </w:tcPr>
+          <w:p>
+            <w:r>
+              <w:t>+0.209</w:t>
+            </w:r>
+          </w:p>
+        </w:tc>
+        <w:tc>
+          <w:tcPr>
+            <w:tcW w:type="dxa" w:w="2160"/>
+          </w:tcPr>
+          <w:p>
+            <w:r>
+              <w:t>+0.265</w:t>
+            </w:r>
+          </w:p>
+        </w:tc>
+      </w:tr>
+      <w:tr>
+        <w:tc>
+          <w:tcPr>
+            <w:tcW w:type="dxa" w:w="2160"/>
+          </w:tcPr>
+          <w:p>
+            <w:r>
+              <w:t>NY Climate Law Standoff</w:t>
+            </w:r>
+          </w:p>
+        </w:tc>
+        <w:tc>
+          <w:tcPr>
+            <w:tcW w:type="dxa" w:w="2160"/>
+          </w:tcPr>
+          <w:p>
+            <w:r>
+              <w:t>Openai</w:t>
+            </w:r>
+          </w:p>
+        </w:tc>
+        <w:tc>
+          <w:tcPr>
+            <w:tcW w:type="dxa" w:w="2160"/>
+          </w:tcPr>
+          <w:p>
+            <w:r>
+              <w:t>+0.082</w:t>
+            </w:r>
+          </w:p>
+        </w:tc>
+        <w:tc>
+          <w:tcPr>
+            <w:tcW w:type="dxa" w:w="2160"/>
+          </w:tcPr>
+          <w:p>
+            <w:r>
+              <w:t>+0.105</w:t>
+            </w:r>
+          </w:p>
+        </w:tc>
+      </w:tr>
+      <w:tr>
+        <w:tc>
+          <w:tcPr>
+            <w:tcW w:type="dxa" w:w="2160"/>
+          </w:tcPr>
+          <w:p>
+            <w:r>
+              <w:t>NY Climate Law Standoff</w:t>
+            </w:r>
+          </w:p>
+        </w:tc>
+        <w:tc>
+          <w:tcPr>
+            <w:tcW w:type="dxa" w:w="2160"/>
+          </w:tcPr>
+          <w:p>
+            <w:r>
+              <w:t>Anthropic</w:t>
+            </w:r>
+          </w:p>
+        </w:tc>
+        <w:tc>
+          <w:tcPr>
+            <w:tcW w:type="dxa" w:w="2160"/>
+          </w:tcPr>
+          <w:p>
+            <w:r>
+              <w:t>+0.109</w:t>
+            </w:r>
+          </w:p>
+        </w:tc>
+        <w:tc>
+          <w:tcPr>
+            <w:tcW w:type="dxa" w:w="2160"/>
+          </w:tcPr>
+          <w:p>
+            <w:r>
+              <w:t>+0.151</w:t>
+            </w:r>
+          </w:p>
+        </w:tc>
+      </w:tr>
+    </w:tbl>
+    <w:p/>
+    <w:p>
+      <w:r>
+        <w:rPr>
+          <w:b w:val="0"/>
+          <w:i/>
+        </w:rPr>
+        <w:t>Within-test trajectory correlation is mostly weak across all 9 cells, with most values in [-0.20, +0.25]. The standout is Anthropic on the Nothing Phone 4a Pro test, where the sim's round-by-round trajectory tracks the time-ordered ground-truth chunks at Spearman +0.52 / Pearson +0.46 — a moderate positive correlation. Two structural reasons explain the otherwise low correlations: (1) the sim begins with the event injected at round 0 and progresses through fictional rounds, while the ground-truth chunks span real wall-clock time including pre-event tweets — these temporal frames are not strictly comparable; (2) sim trajectories are noisy at the round level due to LLM stochasticity (see the cross-provider table above, where round-by-round agreement between providers is also weak). The honest reading: shape-matching at the per-round level is not currently a strong claim Pulse can make — but the across-test Spearman of +1.0 for OpenAI and Anthropic shows that ranking *across events* is reliable even when shape *within an event* is not.</w:t>
+      </w:r>
+    </w:p>
+    <w:p>
+      <w:pPr>
+        <w:pStyle w:val="Heading2"/>
+      </w:pPr>
+      <w:r>
+        <w:t>Finding 4 — Cross-Provider Robustness</w:t>
       </w:r>
     </w:p>
     <w:p>
